--- a/블로그글작성/판례/대기_대법원_시리즈/판례_대법원2014도8908_비산먼지시설조치의무는최초수급인이집니다.docx
+++ b/블로그글작성/판례/대기_대법원_시리즈/판례_대법원2014도8908_비산먼지시설조치의무는최초수급인이집니다.docx
@@ -599,6 +599,13 @@
           <w:rFonts w:ascii="맑은 고딕" w:hAnsi="맑은 고딕" w:eastAsia="맑은 고딕" w:cs="맑은 고딕"/>
           <w:color w:val="000000"/>
         </w:rPr>
+        <w:br/>
+      </w:r>
+      <w:r>
+        <w:rPr>
+          <w:rFonts w:ascii="맑은 고딕" w:hAnsi="맑은 고딕" w:eastAsia="맑은 고딕" w:cs="맑은 고딕"/>
+          <w:color w:val="000000"/>
+        </w:rPr>
         <w:t>② 피고인 회사의 사용인은 2013. 1. 18.경부터 2013. 3. 7.경까지 위 토공사 현장에서 야적된 석분에 방진덮개, 방진벽, 방진망을 설치하지 않는 등 비산먼지 발생을 억제하기 위하여 필요한 조치를 취하지 아니하였다.</w:t>
       </w:r>
       <w:r>
@@ -613,7 +620,21 @@
           <w:rFonts w:ascii="맑은 고딕" w:hAnsi="맑은 고딕" w:eastAsia="맑은 고딕" w:cs="맑은 고딕"/>
           <w:color w:val="000000"/>
         </w:rPr>
+        <w:br/>
+      </w:r>
+      <w:r>
+        <w:rPr>
+          <w:rFonts w:ascii="맑은 고딕" w:hAnsi="맑은 고딕" w:eastAsia="맑은 고딕" w:cs="맑은 고딕"/>
+          <w:color w:val="000000"/>
+        </w:rPr>
         <w:t>③ 검사는 피고인 회사에 대하여 구 대기환경보전법 제92조 제5호, 제95조(양벌규정) 위반으로 공소를 제기하였다.</w:t>
+      </w:r>
+      <w:r>
+        <w:rPr>
+          <w:rFonts w:ascii="맑은 고딕" w:hAnsi="맑은 고딕" w:eastAsia="맑은 고딕" w:cs="맑은 고딕"/>
+          <w:color w:val="000000"/>
+        </w:rPr>
+        <w:br/>
       </w:r>
       <w:r>
         <w:rPr>
@@ -666,6 +687,7 @@
         <w:rPr>
           <w:rFonts w:ascii="맑은 고딕" w:hAnsi="맑은 고딕" w:eastAsia="맑은 고딕" w:cs="맑은 고딕"/>
           <w:color w:val="000000"/>
+          <w:u w:val="single"/>
         </w:rPr>
         <w:t>이 사건의 쟁점은, 건설공사를 하도급에 의하여 시행하는 경우 구 대기환경보전법 제43조 제1항에 따라 비산먼지 발생을 억제하기 위한 시설을 설치하거나 필요한 조치를 할 의무를 지는 자가 누구인지, 그리고 최초수급인으로부터 도급을 받은 하수급인이 같은 법 제92조 제5호의 적용대상에 해당하는지 여부이다.</w:t>
       </w:r>
@@ -705,7 +727,9 @@
       <w:r>
         <w:rPr>
           <w:rFonts w:ascii="맑은 고딕" w:hAnsi="맑은 고딕" w:eastAsia="맑은 고딕" w:cs="맑은 고딕"/>
-          <w:color w:val="000000"/>
+          <w:b/>
+          <w:color w:val="000000"/>
+          <w:u w:val="single"/>
         </w:rPr>
         <w:t>① 원심의 판단 원심은 피고인 회사가 발주자로부터 최초로 이 사건 공사 중 토공사를 도급받은 자가 아니므로, 그 사용인이 비산먼지 발생을 억제하기 위한 필요한 조치의무를 이행하지 않았더라도 법 제92조 제5호, 제95조 본문에 따라 처벌할 수 없다고 보아 무죄를 선고하였다.</w:t>
       </w:r>
@@ -721,6 +745,15 @@
           <w:rFonts w:ascii="맑은 고딕" w:hAnsi="맑은 고딕" w:eastAsia="맑은 고딕" w:cs="맑은 고딕"/>
           <w:color w:val="000000"/>
         </w:rPr>
+        <w:br/>
+      </w:r>
+      <w:r>
+        <w:rPr>
+          <w:rFonts w:ascii="맑은 고딕" w:hAnsi="맑은 고딕" w:eastAsia="맑은 고딕" w:cs="맑은 고딕"/>
+          <w:b/>
+          <w:color w:val="000000"/>
+          <w:u w:val="single"/>
+        </w:rPr>
         <w:t>② 대법원의 판단 원심의 판단은 정당하고, 거기에 법 제43조 제1항, 제92조 제5호의 적용대상 등에 관한 법리를 오해한 잘못이 없다.</w:t>
       </w:r>
       <w:r>
@@ -735,6 +768,13 @@
           <w:rFonts w:ascii="맑은 고딕" w:hAnsi="맑은 고딕" w:eastAsia="맑은 고딕" w:cs="맑은 고딕"/>
           <w:color w:val="000000"/>
         </w:rPr>
+        <w:br/>
+      </w:r>
+      <w:r>
+        <w:rPr>
+          <w:rFonts w:ascii="맑은 고딕" w:hAnsi="맑은 고딕" w:eastAsia="맑은 고딕" w:cs="맑은 고딕"/>
+          <w:color w:val="000000"/>
+        </w:rPr>
         <w:t>③ 법 제43조 제1항에 의하여 비산먼지 발생 사업을 신고할 의무(신고의무) 및 비산먼지 발생 억제 시설을 설치하거나 필요한 조치를 할 의무(시설조치의무)는 시행령과 시행규칙에서 규정한 사업의 종류 및 대상자에 해당하는 경우에만 인정된다.</w:t>
       </w:r>
       <w:r>
@@ -749,6 +789,13 @@
           <w:rFonts w:ascii="맑은 고딕" w:hAnsi="맑은 고딕" w:eastAsia="맑은 고딕" w:cs="맑은 고딕"/>
           <w:color w:val="000000"/>
         </w:rPr>
+        <w:br/>
+      </w:r>
+      <w:r>
+        <w:rPr>
+          <w:rFonts w:ascii="맑은 고딕" w:hAnsi="맑은 고딕" w:eastAsia="맑은 고딕" w:cs="맑은 고딕"/>
+          <w:color w:val="000000"/>
+        </w:rPr>
         <w:t>④ 그런데 시행령과 시행규칙은, 건설업을 도급에 의하여 시행하는 경우에는 ‘발주자로부터 최초로 공사를 도급받은 자’가 비산먼지 발생 사업 신고를 하여야 하고, 그 신고를 할 때는 시설조치의무의 이행을 위한 사항까지 포함하여 신고하도록 규정하고 있다.</w:t>
       </w:r>
       <w:r>
@@ -763,6 +810,13 @@
           <w:rFonts w:ascii="맑은 고딕" w:hAnsi="맑은 고딕" w:eastAsia="맑은 고딕" w:cs="맑은 고딕"/>
           <w:color w:val="000000"/>
         </w:rPr>
+        <w:br/>
+      </w:r>
+      <w:r>
+        <w:rPr>
+          <w:rFonts w:ascii="맑은 고딕" w:hAnsi="맑은 고딕" w:eastAsia="맑은 고딕" w:cs="맑은 고딕"/>
+          <w:color w:val="000000"/>
+        </w:rPr>
         <w:t>⑤ 이는 여러 단계의 도급을 거쳐 시행되는 건설공사의 특성을 고려하여, 사업장 내의 비산먼지 배출 공정을 효과적으로 관리·통제하고 책임 소재를 명확하게 할 목적으로 하도급에 의하여 공사를 하는 경우에도 비산먼지 배출 신고의무 및 시설조치의무는 최초수급인이 부담하도록 한 것이라고 해석된다.</w:t>
       </w:r>
       <w:r>
@@ -777,6 +831,13 @@
           <w:rFonts w:ascii="맑은 고딕" w:hAnsi="맑은 고딕" w:eastAsia="맑은 고딕" w:cs="맑은 고딕"/>
           <w:color w:val="000000"/>
         </w:rPr>
+        <w:br/>
+      </w:r>
+      <w:r>
+        <w:rPr>
+          <w:rFonts w:ascii="맑은 고딕" w:hAnsi="맑은 고딕" w:eastAsia="맑은 고딕" w:cs="맑은 고딕"/>
+          <w:color w:val="000000"/>
+        </w:rPr>
         <w:t>⑥ 시행규칙 제58조가 신고의무에 관해서만 그 의무자가 최초수급인임을 제1항에서 명시하고, 시설조치의무에 관해서는 따로 의무자를 규정하지 않고 단지 제4항에서 시설조치에 관한 기준만을 규정하고 있기는 하지만, 위와 같은 입법 취지로 볼 때 시설조치의무자와 신고의무자를 달리 볼 것은 아니다.</w:t>
       </w:r>
       <w:r>
@@ -791,7 +852,23 @@
           <w:rFonts w:ascii="맑은 고딕" w:hAnsi="맑은 고딕" w:eastAsia="맑은 고딕" w:cs="맑은 고딕"/>
           <w:color w:val="000000"/>
         </w:rPr>
+        <w:br/>
+      </w:r>
+      <w:r>
+        <w:rPr>
+          <w:rFonts w:ascii="맑은 고딕" w:hAnsi="맑은 고딕" w:eastAsia="맑은 고딕" w:cs="맑은 고딕"/>
+          <w:b/>
+          <w:color w:val="000000"/>
+          <w:u w:val="single"/>
+        </w:rPr>
         <w:t>⑦ 결국 건설공사 하도급의 경우 법 제43조 제1항에 의한 시설조치의무자는 최초수급인인데, 법 제92조 제5호는 법 제43조 제1항의 시설조치의무를 위반한 자를 처벌하는 규정인 이상, 최초수급인으로부터 도급을 받은 하수급인 등은 그 적용대상에 해당하지 않는다. 이렇게 해석하는 것이 형벌법규는 엄격하게 해석하여야 한다는 기본 원칙에도 맞다.</w:t>
+      </w:r>
+      <w:r>
+        <w:rPr>
+          <w:rFonts w:ascii="맑은 고딕" w:hAnsi="맑은 고딕" w:eastAsia="맑은 고딕" w:cs="맑은 고딕"/>
+          <w:color w:val="000000"/>
+        </w:rPr>
+        <w:br/>
       </w:r>
       <w:r>
         <w:rPr>
@@ -844,6 +921,7 @@
         <w:rPr>
           <w:rFonts w:ascii="맑은 고딕" w:hAnsi="맑은 고딕" w:eastAsia="맑은 고딕" w:cs="맑은 고딕"/>
           <w:color w:val="000000"/>
+          <w:u w:val="single"/>
         </w:rPr>
         <w:t>① 구 대기환경보전법 제43조 제1항, 제92조 제5호, 제95조, 구 대기환경보전법 시행령 제44조 제5호, 구 대기환경보전법 시행규칙 제57조, 제58조 제1항, 제4항의 체계와 내용을 종합하여 보면, 법 제43조 제1항에 의하여 비산먼지 발생 사업을 신고할 의무 및 비산먼지 발생 억제 시설을 설치하거나 필요한 조치를 할 의무는 시행령과 시행규칙에서 규정한 사업의 종류 및 대상자에 해당하는 경우에만 인정된다.</w:t>
       </w:r>
@@ -859,6 +937,14 @@
           <w:rFonts w:ascii="맑은 고딕" w:hAnsi="맑은 고딕" w:eastAsia="맑은 고딕" w:cs="맑은 고딕"/>
           <w:color w:val="000000"/>
         </w:rPr>
+        <w:br/>
+      </w:r>
+      <w:r>
+        <w:rPr>
+          <w:rFonts w:ascii="맑은 고딕" w:hAnsi="맑은 고딕" w:eastAsia="맑은 고딕" w:cs="맑은 고딕"/>
+          <w:color w:val="000000"/>
+          <w:u w:val="single"/>
+        </w:rPr>
         <w:t>② 그런데 시행령과 시행규칙은, 건설업을 도급에 의하여 시행하는 경우에는 ‘발주자로부터 최초로 공사를 도급받은 자’가 비산먼지 발생 사업 신고를 하여야 하고, 신고를 할 때는 시설조치의무의 이행을 위한 사항까지 포함하여 신고하도록 규정하고 있다. 이는 여러 단계의 도급을 거쳐 시행되는 건설공사의 특성을 고려하여, 사업장 내의 비산먼지 배출 공정을 효과적으로 관리·통제하고 책임 소재를 명확하게 할 목적으로 하도급에 의하여 공사를 하는 경우에도 비산먼지 배출 신고의무 및 시설조치의무는 최초수급인이 부담하도록 한 것이라고 해석된다.</w:t>
       </w:r>
       <w:r>
@@ -872,6 +958,15 @@
         <w:rPr>
           <w:rFonts w:ascii="맑은 고딕" w:hAnsi="맑은 고딕" w:eastAsia="맑은 고딕" w:cs="맑은 고딕"/>
           <w:color w:val="000000"/>
+        </w:rPr>
+        <w:br/>
+      </w:r>
+      <w:r>
+        <w:rPr>
+          <w:rFonts w:ascii="맑은 고딕" w:hAnsi="맑은 고딕" w:eastAsia="맑은 고딕" w:cs="맑은 고딕"/>
+          <w:b/>
+          <w:color w:val="000000"/>
+          <w:u w:val="single"/>
         </w:rPr>
         <w:t>③ 결국 건설공사 하도급의 경우 법 제43조 제1항에 의한 시설조치의무자는 최초수급인인데, 법 제92조 제5호는 법 제43조 제1항의 시설조치의무를 위반한 자를 처벌하는 규정인 이상, 최초수급인으로부터 도급을 받은 하수급인 등은 제43조 제1항의 시설조치의무자가 아니므로 그 적용대상에 해당하지 않는다. 이렇게 해석하는 것이 형벌법규는 엄격하게 해석하여야 한다는 기본 원칙에도 맞다.</w:t>
       </w:r>

--- a/블로그글작성/판례/대기_대법원_시리즈/판례_대법원2014도8908_비산먼지시설조치의무는최초수급인이집니다.docx
+++ b/블로그글작성/판례/대기_대법원_시리즈/판례_대법원2014도8908_비산먼지시설조치의무는최초수급인이집니다.docx
@@ -16,7 +16,7 @@
           <w:color w:val="000000"/>
           <w:sz w:val="30"/>
         </w:rPr>
-        <w:t>비산먼지 시설조치의무는 최초수급인이 집니다, 하수급인은 처벌할 수 없습니다</w:t>
+        <w:t>비산먼지 시설조치의무는 최초수급인이 집니다, 하수급인은 처벌할 수 없습니다. (2014도8908)</w:t>
       </w:r>
     </w:p>
     <w:p>
@@ -47,12 +47,6 @@
         </w:rPr>
         <w:t>○ 건설공사를 하도급받은 업체가 비산먼지 발생 억제 조치를 하지 않은 경우 처벌할 수 있는지가 문제된 사건입니다. 대법원은 비산먼지 발생사업 신고의무와 시설조치의무는 모두 발주자로부터 최초로 공사를 도급받은 자(최초수급인)가 부담하므로, 하수급인은 처벌조항의 적용대상이 아니라고 보았습니다.</w:t>
       </w:r>
-    </w:p>
-    <w:p>
-      <w:pPr>
-        <w:autoSpaceDN w:val="0"/>
-        <w:autoSpaceDE w:val="0"/>
-      </w:pPr>
     </w:p>
     <w:p>
       <w:pPr>
@@ -220,12 +214,6 @@
       <w:pPr>
         <w:autoSpaceDN w:val="0"/>
         <w:autoSpaceDE w:val="0"/>
-      </w:pPr>
-    </w:p>
-    <w:p>
-      <w:pPr>
-        <w:autoSpaceDN w:val="0"/>
-        <w:autoSpaceDE w:val="0"/>
         <w:pStyle w:val="2"/>
       </w:pPr>
       <w:r>
@@ -558,6 +546,97 @@
       <w:pPr>
         <w:autoSpaceDN w:val="0"/>
         <w:autoSpaceDE w:val="0"/>
+        <w:pStyle w:val="2"/>
+        <w:spacing w:before="80"/>
+      </w:pPr>
+      <w:r>
+        <w:rPr>
+          <w:rFonts w:ascii="맑은 고딕" w:hAnsi="맑은 고딕" w:eastAsia="맑은 고딕" w:cs="맑은 고딕"/>
+          <w:color w:val="000000"/>
+        </w:rPr>
+        <w:t>2. 사실관계</w:t>
+      </w:r>
+    </w:p>
+    <w:p>
+      <w:pPr>
+        <w:autoSpaceDN w:val="0"/>
+        <w:autoSpaceDE w:val="0"/>
+      </w:pPr>
+      <w:r>
+        <w:rPr>
+          <w:rFonts w:ascii="맑은 고딕" w:hAnsi="맑은 고딕" w:eastAsia="맑은 고딕" w:cs="맑은 고딕"/>
+          <w:color w:val="000000"/>
+        </w:rPr>
+        <w:t>① 공소외 회사 등은 도시공사들로부터 대규모 산업단지를 조성하는 이 사건 공사를 최초로 도급받은 뒤, 그중 지반 조성공사인 토공사를 피고인 회사에 하도급하였다.</w:t>
+      </w:r>
+      <w:r>
+        <w:rPr>
+          <w:rFonts w:ascii="맑은 고딕" w:hAnsi="맑은 고딕" w:eastAsia="맑은 고딕" w:cs="맑은 고딕"/>
+          <w:color w:val="000000"/>
+        </w:rPr>
+        <w:br/>
+      </w:r>
+      <w:r>
+        <w:rPr>
+          <w:rFonts w:ascii="맑은 고딕" w:hAnsi="맑은 고딕" w:eastAsia="맑은 고딕" w:cs="맑은 고딕"/>
+          <w:color w:val="000000"/>
+        </w:rPr>
+        <w:br/>
+      </w:r>
+      <w:r>
+        <w:rPr>
+          <w:rFonts w:ascii="맑은 고딕" w:hAnsi="맑은 고딕" w:eastAsia="맑은 고딕" w:cs="맑은 고딕"/>
+          <w:color w:val="000000"/>
+        </w:rPr>
+        <w:t>② 피고인 회사의 사용인은 2013. 1. 18.경부터 2013. 3. 7.경까지 위 토공사 현장에서 야적된 석분에 방진덮개, 방진벽, 방진망을 설치하지 않는 등 비산먼지 발생을 억제하기 위하여 필요한 조치를 취하지 아니하였다.</w:t>
+      </w:r>
+      <w:r>
+        <w:rPr>
+          <w:rFonts w:ascii="맑은 고딕" w:hAnsi="맑은 고딕" w:eastAsia="맑은 고딕" w:cs="맑은 고딕"/>
+          <w:color w:val="000000"/>
+        </w:rPr>
+        <w:br/>
+      </w:r>
+      <w:r>
+        <w:rPr>
+          <w:rFonts w:ascii="맑은 고딕" w:hAnsi="맑은 고딕" w:eastAsia="맑은 고딕" w:cs="맑은 고딕"/>
+          <w:color w:val="000000"/>
+        </w:rPr>
+        <w:br/>
+      </w:r>
+      <w:r>
+        <w:rPr>
+          <w:rFonts w:ascii="맑은 고딕" w:hAnsi="맑은 고딕" w:eastAsia="맑은 고딕" w:cs="맑은 고딕"/>
+          <w:color w:val="000000"/>
+        </w:rPr>
+        <w:t>③ 검사는 피고인 회사에 대하여 구 대기환경보전법 제92조 제5호, 제95조(양벌규정) 위반으로 공소를 제기하였다.</w:t>
+      </w:r>
+      <w:r>
+        <w:rPr>
+          <w:rFonts w:ascii="맑은 고딕" w:hAnsi="맑은 고딕" w:eastAsia="맑은 고딕" w:cs="맑은 고딕"/>
+          <w:color w:val="000000"/>
+        </w:rPr>
+        <w:br/>
+      </w:r>
+      <w:r>
+        <w:rPr>
+          <w:rFonts w:ascii="맑은 고딕" w:hAnsi="맑은 고딕" w:eastAsia="맑은 고딕" w:cs="맑은 고딕"/>
+          <w:color w:val="000000"/>
+        </w:rPr>
+        <w:br/>
+      </w:r>
+      <w:r>
+        <w:rPr>
+          <w:rFonts w:ascii="맑은 고딕" w:hAnsi="맑은 고딕" w:eastAsia="맑은 고딕" w:cs="맑은 고딕"/>
+          <w:color w:val="000000"/>
+        </w:rPr>
+        <w:t>④ 원심은 피고인 회사가 발주자로부터 최초로 공사를 도급받은 자가 아니라는 이유로 무죄를 선고하였고, 검사가 상고하였다.</w:t>
+      </w:r>
+    </w:p>
+    <w:p>
+      <w:pPr>
+        <w:autoSpaceDN w:val="0"/>
+        <w:autoSpaceDE w:val="0"/>
       </w:pPr>
     </w:p>
     <w:p>
@@ -572,7 +651,7 @@
           <w:rFonts w:ascii="맑은 고딕" w:hAnsi="맑은 고딕" w:eastAsia="맑은 고딕" w:cs="맑은 고딕"/>
           <w:color w:val="000000"/>
         </w:rPr>
-        <w:t>2. 사실관계</w:t>
+        <w:t>3. 쟁점</w:t>
       </w:r>
     </w:p>
     <w:p>
@@ -584,78 +663,10 @@
         <w:rPr>
           <w:rFonts w:ascii="맑은 고딕" w:hAnsi="맑은 고딕" w:eastAsia="맑은 고딕" w:cs="맑은 고딕"/>
           <w:color w:val="000000"/>
-        </w:rPr>
-        <w:t>① 공소외 회사 등은 도시공사들로부터 대규모 산업단지를 조성하는 이 사건 공사를 최초로 도급받은 뒤, 그중 지반 조성공사인 토공사를 피고인 회사에 하도급하였다.</w:t>
-      </w:r>
-      <w:r>
-        <w:rPr>
-          <w:rFonts w:ascii="맑은 고딕" w:hAnsi="맑은 고딕" w:eastAsia="맑은 고딕" w:cs="맑은 고딕"/>
-          <w:color w:val="000000"/>
-        </w:rPr>
-        <w:br/>
-      </w:r>
-      <w:r>
-        <w:rPr>
-          <w:rFonts w:ascii="맑은 고딕" w:hAnsi="맑은 고딕" w:eastAsia="맑은 고딕" w:cs="맑은 고딕"/>
-          <w:color w:val="000000"/>
-        </w:rPr>
-        <w:br/>
-      </w:r>
-      <w:r>
-        <w:rPr>
-          <w:rFonts w:ascii="맑은 고딕" w:hAnsi="맑은 고딕" w:eastAsia="맑은 고딕" w:cs="맑은 고딕"/>
-          <w:color w:val="000000"/>
-        </w:rPr>
-        <w:t>② 피고인 회사의 사용인은 2013. 1. 18.경부터 2013. 3. 7.경까지 위 토공사 현장에서 야적된 석분에 방진덮개, 방진벽, 방진망을 설치하지 않는 등 비산먼지 발생을 억제하기 위하여 필요한 조치를 취하지 아니하였다.</w:t>
-      </w:r>
-      <w:r>
-        <w:rPr>
-          <w:rFonts w:ascii="맑은 고딕" w:hAnsi="맑은 고딕" w:eastAsia="맑은 고딕" w:cs="맑은 고딕"/>
-          <w:color w:val="000000"/>
-        </w:rPr>
-        <w:br/>
-      </w:r>
-      <w:r>
-        <w:rPr>
-          <w:rFonts w:ascii="맑은 고딕" w:hAnsi="맑은 고딕" w:eastAsia="맑은 고딕" w:cs="맑은 고딕"/>
-          <w:color w:val="000000"/>
-        </w:rPr>
-        <w:br/>
-      </w:r>
-      <w:r>
-        <w:rPr>
-          <w:rFonts w:ascii="맑은 고딕" w:hAnsi="맑은 고딕" w:eastAsia="맑은 고딕" w:cs="맑은 고딕"/>
-          <w:color w:val="000000"/>
-        </w:rPr>
-        <w:t>③ 검사는 피고인 회사에 대하여 구 대기환경보전법 제92조 제5호, 제95조(양벌규정) 위반으로 공소를 제기하였다.</w:t>
-      </w:r>
-      <w:r>
-        <w:rPr>
-          <w:rFonts w:ascii="맑은 고딕" w:hAnsi="맑은 고딕" w:eastAsia="맑은 고딕" w:cs="맑은 고딕"/>
-          <w:color w:val="000000"/>
-        </w:rPr>
-        <w:br/>
-      </w:r>
-      <w:r>
-        <w:rPr>
-          <w:rFonts w:ascii="맑은 고딕" w:hAnsi="맑은 고딕" w:eastAsia="맑은 고딕" w:cs="맑은 고딕"/>
-          <w:color w:val="000000"/>
-        </w:rPr>
-        <w:br/>
-      </w:r>
-      <w:r>
-        <w:rPr>
-          <w:rFonts w:ascii="맑은 고딕" w:hAnsi="맑은 고딕" w:eastAsia="맑은 고딕" w:cs="맑은 고딕"/>
-          <w:color w:val="000000"/>
-        </w:rPr>
-        <w:t>④ 원심은 피고인 회사가 발주자로부터 최초로 공사를 도급받은 자가 아니라는 이유로 무죄를 선고하였고, 검사가 상고하였다.</w:t>
-      </w:r>
-    </w:p>
-    <w:p>
-      <w:pPr>
-        <w:autoSpaceDN w:val="0"/>
-        <w:autoSpaceDE w:val="0"/>
-      </w:pPr>
+          <w:u w:val="single"/>
+        </w:rPr>
+        <w:t>이 사건의 쟁점은, 건설공사를 하도급에 의하여 시행하는 경우 구 대기환경보전법 제43조 제1항에 따라 비산먼지 발생을 억제하기 위한 시설을 설치하거나 필요한 조치를 할 의무를 지는 자가 누구인지, 그리고 최초수급인으로부터 도급을 받은 하수급인이 같은 법 제92조 제5호의 적용대상에 해당하는지 여부이다.</w:t>
+      </w:r>
     </w:p>
     <w:p>
       <w:pPr>
@@ -675,7 +686,7 @@
           <w:rFonts w:ascii="맑은 고딕" w:hAnsi="맑은 고딕" w:eastAsia="맑은 고딕" w:cs="맑은 고딕"/>
           <w:color w:val="000000"/>
         </w:rPr>
-        <w:t>3. 쟁점</w:t>
+        <w:t>4. 판단</w:t>
       </w:r>
     </w:p>
     <w:p>
@@ -686,17 +697,163 @@
       <w:r>
         <w:rPr>
           <w:rFonts w:ascii="맑은 고딕" w:hAnsi="맑은 고딕" w:eastAsia="맑은 고딕" w:cs="맑은 고딕"/>
+          <w:b/>
           <w:color w:val="000000"/>
           <w:u w:val="single"/>
         </w:rPr>
-        <w:t>이 사건의 쟁점은, 건설공사를 하도급에 의하여 시행하는 경우 구 대기환경보전법 제43조 제1항에 따라 비산먼지 발생을 억제하기 위한 시설을 설치하거나 필요한 조치를 할 의무를 지는 자가 누구인지, 그리고 최초수급인으로부터 도급을 받은 하수급인이 같은 법 제92조 제5호의 적용대상에 해당하는지 여부이다.</w:t>
-      </w:r>
-    </w:p>
-    <w:p>
-      <w:pPr>
-        <w:autoSpaceDN w:val="0"/>
-        <w:autoSpaceDE w:val="0"/>
-      </w:pPr>
+        <w:t>① 원심의 판단 원심은 피고인 회사가 발주자로부터 최초로 이 사건 공사 중 토공사를 도급받은 자가 아니므로, 그 사용인이 비산먼지 발생을 억제하기 위한 필요한 조치의무를 이행하지 않았더라도 법 제92조 제5호, 제95조 본문에 따라 처벌할 수 없다고 보아 무죄를 선고하였다.</w:t>
+      </w:r>
+      <w:r>
+        <w:rPr>
+          <w:rFonts w:ascii="맑은 고딕" w:hAnsi="맑은 고딕" w:eastAsia="맑은 고딕" w:cs="맑은 고딕"/>
+          <w:color w:val="000000"/>
+        </w:rPr>
+        <w:br/>
+      </w:r>
+      <w:r>
+        <w:rPr>
+          <w:rFonts w:ascii="맑은 고딕" w:hAnsi="맑은 고딕" w:eastAsia="맑은 고딕" w:cs="맑은 고딕"/>
+          <w:color w:val="000000"/>
+        </w:rPr>
+        <w:br/>
+      </w:r>
+      <w:r>
+        <w:rPr>
+          <w:rFonts w:ascii="맑은 고딕" w:hAnsi="맑은 고딕" w:eastAsia="맑은 고딕" w:cs="맑은 고딕"/>
+          <w:b/>
+          <w:color w:val="000000"/>
+          <w:u w:val="single"/>
+        </w:rPr>
+        <w:t>② 대법원의 판단 원심의 판단은 정당하고, 거기에 법 제43조 제1항, 제92조 제5호의 적용대상 등에 관한 법리를 오해한 잘못이 없다.</w:t>
+      </w:r>
+      <w:r>
+        <w:rPr>
+          <w:rFonts w:ascii="맑은 고딕" w:hAnsi="맑은 고딕" w:eastAsia="맑은 고딕" w:cs="맑은 고딕"/>
+          <w:color w:val="000000"/>
+        </w:rPr>
+        <w:br/>
+      </w:r>
+      <w:r>
+        <w:rPr>
+          <w:rFonts w:ascii="맑은 고딕" w:hAnsi="맑은 고딕" w:eastAsia="맑은 고딕" w:cs="맑은 고딕"/>
+          <w:color w:val="000000"/>
+        </w:rPr>
+        <w:br/>
+      </w:r>
+      <w:r>
+        <w:rPr>
+          <w:rFonts w:ascii="맑은 고딕" w:hAnsi="맑은 고딕" w:eastAsia="맑은 고딕" w:cs="맑은 고딕"/>
+          <w:color w:val="000000"/>
+        </w:rPr>
+        <w:t>③ 법 제43조 제1항에 의하여 비산먼지 발생 사업을 신고할 의무(신고의무) 및 비산먼지 발생 억제 시설을 설치하거나 필요한 조치를 할 의무(시설조치의무)는 시행령과 시행규칙에서 규정한 사업의 종류 및 대상자에 해당하는 경우에만 인정된다.</w:t>
+      </w:r>
+      <w:r>
+        <w:rPr>
+          <w:rFonts w:ascii="맑은 고딕" w:hAnsi="맑은 고딕" w:eastAsia="맑은 고딕" w:cs="맑은 고딕"/>
+          <w:color w:val="000000"/>
+        </w:rPr>
+        <w:br/>
+      </w:r>
+      <w:r>
+        <w:rPr>
+          <w:rFonts w:ascii="맑은 고딕" w:hAnsi="맑은 고딕" w:eastAsia="맑은 고딕" w:cs="맑은 고딕"/>
+          <w:color w:val="000000"/>
+        </w:rPr>
+        <w:br/>
+      </w:r>
+      <w:r>
+        <w:rPr>
+          <w:rFonts w:ascii="맑은 고딕" w:hAnsi="맑은 고딕" w:eastAsia="맑은 고딕" w:cs="맑은 고딕"/>
+          <w:color w:val="000000"/>
+        </w:rPr>
+        <w:t>④ 그런데 시행령과 시행규칙은, 건설업을 도급에 의하여 시행하는 경우에는 ‘발주자로부터 최초로 공사를 도급받은 자’가 비산먼지 발생 사업 신고를 하여야 하고, 그 신고를 할 때는 시설조치의무의 이행을 위한 사항까지 포함하여 신고하도록 규정하고 있다.</w:t>
+      </w:r>
+      <w:r>
+        <w:rPr>
+          <w:rFonts w:ascii="맑은 고딕" w:hAnsi="맑은 고딕" w:eastAsia="맑은 고딕" w:cs="맑은 고딕"/>
+          <w:color w:val="000000"/>
+        </w:rPr>
+        <w:br/>
+      </w:r>
+      <w:r>
+        <w:rPr>
+          <w:rFonts w:ascii="맑은 고딕" w:hAnsi="맑은 고딕" w:eastAsia="맑은 고딕" w:cs="맑은 고딕"/>
+          <w:color w:val="000000"/>
+        </w:rPr>
+        <w:br/>
+      </w:r>
+      <w:r>
+        <w:rPr>
+          <w:rFonts w:ascii="맑은 고딕" w:hAnsi="맑은 고딕" w:eastAsia="맑은 고딕" w:cs="맑은 고딕"/>
+          <w:color w:val="000000"/>
+        </w:rPr>
+        <w:t>⑤ 이는 여러 단계의 도급을 거쳐 시행되는 건설공사의 특성을 고려하여, 사업장 내의 비산먼지 배출 공정을 효과적으로 관리·통제하고 책임 소재를 명확하게 할 목적으로 하도급에 의하여 공사를 하는 경우에도 비산먼지 배출 신고의무 및 시설조치의무는 최초수급인이 부담하도록 한 것이라고 해석된다.</w:t>
+      </w:r>
+      <w:r>
+        <w:rPr>
+          <w:rFonts w:ascii="맑은 고딕" w:hAnsi="맑은 고딕" w:eastAsia="맑은 고딕" w:cs="맑은 고딕"/>
+          <w:color w:val="000000"/>
+        </w:rPr>
+        <w:br/>
+      </w:r>
+      <w:r>
+        <w:rPr>
+          <w:rFonts w:ascii="맑은 고딕" w:hAnsi="맑은 고딕" w:eastAsia="맑은 고딕" w:cs="맑은 고딕"/>
+          <w:color w:val="000000"/>
+        </w:rPr>
+        <w:br/>
+      </w:r>
+      <w:r>
+        <w:rPr>
+          <w:rFonts w:ascii="맑은 고딕" w:hAnsi="맑은 고딕" w:eastAsia="맑은 고딕" w:cs="맑은 고딕"/>
+          <w:color w:val="000000"/>
+        </w:rPr>
+        <w:t>⑥ 시행규칙 제58조가 신고의무에 관해서만 그 의무자가 최초수급인임을 제1항에서 명시하고, 시설조치의무에 관해서는 따로 의무자를 규정하지 않고 단지 제4항에서 시설조치에 관한 기준만을 규정하고 있기는 하지만, 위와 같은 입법 취지로 볼 때 시설조치의무자와 신고의무자를 달리 볼 것은 아니다.</w:t>
+      </w:r>
+      <w:r>
+        <w:rPr>
+          <w:rFonts w:ascii="맑은 고딕" w:hAnsi="맑은 고딕" w:eastAsia="맑은 고딕" w:cs="맑은 고딕"/>
+          <w:color w:val="000000"/>
+        </w:rPr>
+        <w:br/>
+      </w:r>
+      <w:r>
+        <w:rPr>
+          <w:rFonts w:ascii="맑은 고딕" w:hAnsi="맑은 고딕" w:eastAsia="맑은 고딕" w:cs="맑은 고딕"/>
+          <w:color w:val="000000"/>
+        </w:rPr>
+        <w:br/>
+      </w:r>
+      <w:r>
+        <w:rPr>
+          <w:rFonts w:ascii="맑은 고딕" w:hAnsi="맑은 고딕" w:eastAsia="맑은 고딕" w:cs="맑은 고딕"/>
+          <w:b/>
+          <w:color w:val="000000"/>
+          <w:u w:val="single"/>
+        </w:rPr>
+        <w:t>⑦ 결국 건설공사 하도급의 경우 법 제43조 제1항에 의한 시설조치의무자는 최초수급인인데, 법 제92조 제5호는 법 제43조 제1항의 시설조치의무를 위반한 자를 처벌하는 규정인 이상, 최초수급인으로부터 도급을 받은 하수급인 등은 그 적용대상에 해당하지 않는다. 이렇게 해석하는 것이 형벌법규는 엄격하게 해석하여야 한다는 기본 원칙에도 맞다.</w:t>
+      </w:r>
+      <w:r>
+        <w:rPr>
+          <w:rFonts w:ascii="맑은 고딕" w:hAnsi="맑은 고딕" w:eastAsia="맑은 고딕" w:cs="맑은 고딕"/>
+          <w:color w:val="000000"/>
+        </w:rPr>
+        <w:br/>
+      </w:r>
+      <w:r>
+        <w:rPr>
+          <w:rFonts w:ascii="맑은 고딕" w:hAnsi="맑은 고딕" w:eastAsia="맑은 고딕" w:cs="맑은 고딕"/>
+          <w:color w:val="000000"/>
+        </w:rPr>
+        <w:br/>
+      </w:r>
+      <w:r>
+        <w:rPr>
+          <w:rFonts w:ascii="맑은 고딕" w:hAnsi="맑은 고딕" w:eastAsia="맑은 고딕" w:cs="맑은 고딕"/>
+          <w:color w:val="000000"/>
+        </w:rPr>
+        <w:t>⑧ 이에 상고를 기각한다.</w:t>
+      </w:r>
     </w:p>
     <w:p>
       <w:pPr>
@@ -716,7 +873,7 @@
           <w:rFonts w:ascii="맑은 고딕" w:hAnsi="맑은 고딕" w:eastAsia="맑은 고딕" w:cs="맑은 고딕"/>
           <w:color w:val="000000"/>
         </w:rPr>
-        <w:t>4. 판단</w:t>
+        <w:t>5. 판결요지</w:t>
       </w:r>
     </w:p>
     <w:p>
@@ -727,255 +884,56 @@
       <w:r>
         <w:rPr>
           <w:rFonts w:ascii="맑은 고딕" w:hAnsi="맑은 고딕" w:eastAsia="맑은 고딕" w:cs="맑은 고딕"/>
+          <w:color w:val="000000"/>
+          <w:u w:val="single"/>
+        </w:rPr>
+        <w:t>① 구 대기환경보전법 제43조 제1항, 제92조 제5호, 제95조, 구 대기환경보전법 시행령 제44조 제5호, 구 대기환경보전법 시행규칙 제57조, 제58조 제1항, 제4항의 체계와 내용을 종합하여 보면, 법 제43조 제1항에 의하여 비산먼지 발생 사업을 신고할 의무 및 비산먼지 발생 억제 시설을 설치하거나 필요한 조치를 할 의무는 시행령과 시행규칙에서 규정한 사업의 종류 및 대상자에 해당하는 경우에만 인정된다.</w:t>
+      </w:r>
+      <w:r>
+        <w:rPr>
+          <w:rFonts w:ascii="맑은 고딕" w:hAnsi="맑은 고딕" w:eastAsia="맑은 고딕" w:cs="맑은 고딕"/>
+          <w:color w:val="000000"/>
+        </w:rPr>
+        <w:br/>
+      </w:r>
+      <w:r>
+        <w:rPr>
+          <w:rFonts w:ascii="맑은 고딕" w:hAnsi="맑은 고딕" w:eastAsia="맑은 고딕" w:cs="맑은 고딕"/>
+          <w:color w:val="000000"/>
+        </w:rPr>
+        <w:br/>
+      </w:r>
+      <w:r>
+        <w:rPr>
+          <w:rFonts w:ascii="맑은 고딕" w:hAnsi="맑은 고딕" w:eastAsia="맑은 고딕" w:cs="맑은 고딕"/>
+          <w:color w:val="000000"/>
+          <w:u w:val="single"/>
+        </w:rPr>
+        <w:t>② 그런데 시행령과 시행규칙은, 건설업을 도급에 의하여 시행하는 경우에는 ‘발주자로부터 최초로 공사를 도급받은 자’가 비산먼지 발생 사업 신고를 하여야 하고, 신고를 할 때는 시설조치의무의 이행을 위한 사항까지 포함하여 신고하도록 규정하고 있다. 이는 여러 단계의 도급을 거쳐 시행되는 건설공사의 특성을 고려하여, 사업장 내의 비산먼지 배출 공정을 효과적으로 관리·통제하고 책임 소재를 명확하게 할 목적으로 하도급에 의하여 공사를 하는 경우에도 비산먼지 배출 신고의무 및 시설조치의무는 최초수급인이 부담하도록 한 것이라고 해석된다.</w:t>
+      </w:r>
+      <w:r>
+        <w:rPr>
+          <w:rFonts w:ascii="맑은 고딕" w:hAnsi="맑은 고딕" w:eastAsia="맑은 고딕" w:cs="맑은 고딕"/>
+          <w:color w:val="000000"/>
+        </w:rPr>
+        <w:br/>
+      </w:r>
+      <w:r>
+        <w:rPr>
+          <w:rFonts w:ascii="맑은 고딕" w:hAnsi="맑은 고딕" w:eastAsia="맑은 고딕" w:cs="맑은 고딕"/>
+          <w:color w:val="000000"/>
+        </w:rPr>
+        <w:br/>
+      </w:r>
+      <w:r>
+        <w:rPr>
+          <w:rFonts w:ascii="맑은 고딕" w:hAnsi="맑은 고딕" w:eastAsia="맑은 고딕" w:cs="맑은 고딕"/>
           <w:b/>
           <w:color w:val="000000"/>
           <w:u w:val="single"/>
         </w:rPr>
-        <w:t>① 원심의 판단 원심은 피고인 회사가 발주자로부터 최초로 이 사건 공사 중 토공사를 도급받은 자가 아니므로, 그 사용인이 비산먼지 발생을 억제하기 위한 필요한 조치의무를 이행하지 않았더라도 법 제92조 제5호, 제95조 본문에 따라 처벌할 수 없다고 보아 무죄를 선고하였다.</w:t>
-      </w:r>
-      <w:r>
-        <w:rPr>
-          <w:rFonts w:ascii="맑은 고딕" w:hAnsi="맑은 고딕" w:eastAsia="맑은 고딕" w:cs="맑은 고딕"/>
-          <w:color w:val="000000"/>
-        </w:rPr>
-        <w:br/>
-      </w:r>
-      <w:r>
-        <w:rPr>
-          <w:rFonts w:ascii="맑은 고딕" w:hAnsi="맑은 고딕" w:eastAsia="맑은 고딕" w:cs="맑은 고딕"/>
-          <w:color w:val="000000"/>
-        </w:rPr>
-        <w:br/>
-      </w:r>
-      <w:r>
-        <w:rPr>
-          <w:rFonts w:ascii="맑은 고딕" w:hAnsi="맑은 고딕" w:eastAsia="맑은 고딕" w:cs="맑은 고딕"/>
-          <w:b/>
-          <w:color w:val="000000"/>
-          <w:u w:val="single"/>
-        </w:rPr>
-        <w:t>② 대법원의 판단 원심의 판단은 정당하고, 거기에 법 제43조 제1항, 제92조 제5호의 적용대상 등에 관한 법리를 오해한 잘못이 없다.</w:t>
-      </w:r>
-      <w:r>
-        <w:rPr>
-          <w:rFonts w:ascii="맑은 고딕" w:hAnsi="맑은 고딕" w:eastAsia="맑은 고딕" w:cs="맑은 고딕"/>
-          <w:color w:val="000000"/>
-        </w:rPr>
-        <w:br/>
-      </w:r>
-      <w:r>
-        <w:rPr>
-          <w:rFonts w:ascii="맑은 고딕" w:hAnsi="맑은 고딕" w:eastAsia="맑은 고딕" w:cs="맑은 고딕"/>
-          <w:color w:val="000000"/>
-        </w:rPr>
-        <w:br/>
-      </w:r>
-      <w:r>
-        <w:rPr>
-          <w:rFonts w:ascii="맑은 고딕" w:hAnsi="맑은 고딕" w:eastAsia="맑은 고딕" w:cs="맑은 고딕"/>
-          <w:color w:val="000000"/>
-        </w:rPr>
-        <w:t>③ 법 제43조 제1항에 의하여 비산먼지 발생 사업을 신고할 의무(신고의무) 및 비산먼지 발생 억제 시설을 설치하거나 필요한 조치를 할 의무(시설조치의무)는 시행령과 시행규칙에서 규정한 사업의 종류 및 대상자에 해당하는 경우에만 인정된다.</w:t>
-      </w:r>
-      <w:r>
-        <w:rPr>
-          <w:rFonts w:ascii="맑은 고딕" w:hAnsi="맑은 고딕" w:eastAsia="맑은 고딕" w:cs="맑은 고딕"/>
-          <w:color w:val="000000"/>
-        </w:rPr>
-        <w:br/>
-      </w:r>
-      <w:r>
-        <w:rPr>
-          <w:rFonts w:ascii="맑은 고딕" w:hAnsi="맑은 고딕" w:eastAsia="맑은 고딕" w:cs="맑은 고딕"/>
-          <w:color w:val="000000"/>
-        </w:rPr>
-        <w:br/>
-      </w:r>
-      <w:r>
-        <w:rPr>
-          <w:rFonts w:ascii="맑은 고딕" w:hAnsi="맑은 고딕" w:eastAsia="맑은 고딕" w:cs="맑은 고딕"/>
-          <w:color w:val="000000"/>
-        </w:rPr>
-        <w:t>④ 그런데 시행령과 시행규칙은, 건설업을 도급에 의하여 시행하는 경우에는 ‘발주자로부터 최초로 공사를 도급받은 자’가 비산먼지 발생 사업 신고를 하여야 하고, 그 신고를 할 때는 시설조치의무의 이행을 위한 사항까지 포함하여 신고하도록 규정하고 있다.</w:t>
-      </w:r>
-      <w:r>
-        <w:rPr>
-          <w:rFonts w:ascii="맑은 고딕" w:hAnsi="맑은 고딕" w:eastAsia="맑은 고딕" w:cs="맑은 고딕"/>
-          <w:color w:val="000000"/>
-        </w:rPr>
-        <w:br/>
-      </w:r>
-      <w:r>
-        <w:rPr>
-          <w:rFonts w:ascii="맑은 고딕" w:hAnsi="맑은 고딕" w:eastAsia="맑은 고딕" w:cs="맑은 고딕"/>
-          <w:color w:val="000000"/>
-        </w:rPr>
-        <w:br/>
-      </w:r>
-      <w:r>
-        <w:rPr>
-          <w:rFonts w:ascii="맑은 고딕" w:hAnsi="맑은 고딕" w:eastAsia="맑은 고딕" w:cs="맑은 고딕"/>
-          <w:color w:val="000000"/>
-        </w:rPr>
-        <w:t>⑤ 이는 여러 단계의 도급을 거쳐 시행되는 건설공사의 특성을 고려하여, 사업장 내의 비산먼지 배출 공정을 효과적으로 관리·통제하고 책임 소재를 명확하게 할 목적으로 하도급에 의하여 공사를 하는 경우에도 비산먼지 배출 신고의무 및 시설조치의무는 최초수급인이 부담하도록 한 것이라고 해석된다.</w:t>
-      </w:r>
-      <w:r>
-        <w:rPr>
-          <w:rFonts w:ascii="맑은 고딕" w:hAnsi="맑은 고딕" w:eastAsia="맑은 고딕" w:cs="맑은 고딕"/>
-          <w:color w:val="000000"/>
-        </w:rPr>
-        <w:br/>
-      </w:r>
-      <w:r>
-        <w:rPr>
-          <w:rFonts w:ascii="맑은 고딕" w:hAnsi="맑은 고딕" w:eastAsia="맑은 고딕" w:cs="맑은 고딕"/>
-          <w:color w:val="000000"/>
-        </w:rPr>
-        <w:br/>
-      </w:r>
-      <w:r>
-        <w:rPr>
-          <w:rFonts w:ascii="맑은 고딕" w:hAnsi="맑은 고딕" w:eastAsia="맑은 고딕" w:cs="맑은 고딕"/>
-          <w:color w:val="000000"/>
-        </w:rPr>
-        <w:t>⑥ 시행규칙 제58조가 신고의무에 관해서만 그 의무자가 최초수급인임을 제1항에서 명시하고, 시설조치의무에 관해서는 따로 의무자를 규정하지 않고 단지 제4항에서 시설조치에 관한 기준만을 규정하고 있기는 하지만, 위와 같은 입법 취지로 볼 때 시설조치의무자와 신고의무자를 달리 볼 것은 아니다.</w:t>
-      </w:r>
-      <w:r>
-        <w:rPr>
-          <w:rFonts w:ascii="맑은 고딕" w:hAnsi="맑은 고딕" w:eastAsia="맑은 고딕" w:cs="맑은 고딕"/>
-          <w:color w:val="000000"/>
-        </w:rPr>
-        <w:br/>
-      </w:r>
-      <w:r>
-        <w:rPr>
-          <w:rFonts w:ascii="맑은 고딕" w:hAnsi="맑은 고딕" w:eastAsia="맑은 고딕" w:cs="맑은 고딕"/>
-          <w:color w:val="000000"/>
-        </w:rPr>
-        <w:br/>
-      </w:r>
-      <w:r>
-        <w:rPr>
-          <w:rFonts w:ascii="맑은 고딕" w:hAnsi="맑은 고딕" w:eastAsia="맑은 고딕" w:cs="맑은 고딕"/>
-          <w:b/>
-          <w:color w:val="000000"/>
-          <w:u w:val="single"/>
-        </w:rPr>
-        <w:t>⑦ 결국 건설공사 하도급의 경우 법 제43조 제1항에 의한 시설조치의무자는 최초수급인인데, 법 제92조 제5호는 법 제43조 제1항의 시설조치의무를 위반한 자를 처벌하는 규정인 이상, 최초수급인으로부터 도급을 받은 하수급인 등은 그 적용대상에 해당하지 않는다. 이렇게 해석하는 것이 형벌법규는 엄격하게 해석하여야 한다는 기본 원칙에도 맞다.</w:t>
-      </w:r>
-      <w:r>
-        <w:rPr>
-          <w:rFonts w:ascii="맑은 고딕" w:hAnsi="맑은 고딕" w:eastAsia="맑은 고딕" w:cs="맑은 고딕"/>
-          <w:color w:val="000000"/>
-        </w:rPr>
-        <w:br/>
-      </w:r>
-      <w:r>
-        <w:rPr>
-          <w:rFonts w:ascii="맑은 고딕" w:hAnsi="맑은 고딕" w:eastAsia="맑은 고딕" w:cs="맑은 고딕"/>
-          <w:color w:val="000000"/>
-        </w:rPr>
-        <w:br/>
-      </w:r>
-      <w:r>
-        <w:rPr>
-          <w:rFonts w:ascii="맑은 고딕" w:hAnsi="맑은 고딕" w:eastAsia="맑은 고딕" w:cs="맑은 고딕"/>
-          <w:color w:val="000000"/>
-        </w:rPr>
-        <w:t>⑧ 이에 상고를 기각한다.</w:t>
-      </w:r>
-    </w:p>
-    <w:p>
-      <w:pPr>
-        <w:autoSpaceDN w:val="0"/>
-        <w:autoSpaceDE w:val="0"/>
-      </w:pPr>
-    </w:p>
-    <w:p>
-      <w:pPr>
-        <w:autoSpaceDN w:val="0"/>
-        <w:autoSpaceDE w:val="0"/>
-      </w:pPr>
-    </w:p>
-    <w:p>
-      <w:pPr>
-        <w:autoSpaceDN w:val="0"/>
-        <w:autoSpaceDE w:val="0"/>
-        <w:pStyle w:val="2"/>
-        <w:spacing w:before="80"/>
-      </w:pPr>
-      <w:r>
-        <w:rPr>
-          <w:rFonts w:ascii="맑은 고딕" w:hAnsi="맑은 고딕" w:eastAsia="맑은 고딕" w:cs="맑은 고딕"/>
-          <w:color w:val="000000"/>
-        </w:rPr>
-        <w:t>5. 판결요지</w:t>
-      </w:r>
-    </w:p>
-    <w:p>
-      <w:pPr>
-        <w:autoSpaceDN w:val="0"/>
-        <w:autoSpaceDE w:val="0"/>
-      </w:pPr>
-      <w:r>
-        <w:rPr>
-          <w:rFonts w:ascii="맑은 고딕" w:hAnsi="맑은 고딕" w:eastAsia="맑은 고딕" w:cs="맑은 고딕"/>
-          <w:color w:val="000000"/>
-          <w:u w:val="single"/>
-        </w:rPr>
-        <w:t>① 구 대기환경보전법 제43조 제1항, 제92조 제5호, 제95조, 구 대기환경보전법 시행령 제44조 제5호, 구 대기환경보전법 시행규칙 제57조, 제58조 제1항, 제4항의 체계와 내용을 종합하여 보면, 법 제43조 제1항에 의하여 비산먼지 발생 사업을 신고할 의무 및 비산먼지 발생 억제 시설을 설치하거나 필요한 조치를 할 의무는 시행령과 시행규칙에서 규정한 사업의 종류 및 대상자에 해당하는 경우에만 인정된다.</w:t>
-      </w:r>
-      <w:r>
-        <w:rPr>
-          <w:rFonts w:ascii="맑은 고딕" w:hAnsi="맑은 고딕" w:eastAsia="맑은 고딕" w:cs="맑은 고딕"/>
-          <w:color w:val="000000"/>
-        </w:rPr>
-        <w:br/>
-      </w:r>
-      <w:r>
-        <w:rPr>
-          <w:rFonts w:ascii="맑은 고딕" w:hAnsi="맑은 고딕" w:eastAsia="맑은 고딕" w:cs="맑은 고딕"/>
-          <w:color w:val="000000"/>
-        </w:rPr>
-        <w:br/>
-      </w:r>
-      <w:r>
-        <w:rPr>
-          <w:rFonts w:ascii="맑은 고딕" w:hAnsi="맑은 고딕" w:eastAsia="맑은 고딕" w:cs="맑은 고딕"/>
-          <w:color w:val="000000"/>
-          <w:u w:val="single"/>
-        </w:rPr>
-        <w:t>② 그런데 시행령과 시행규칙은, 건설업을 도급에 의하여 시행하는 경우에는 ‘발주자로부터 최초로 공사를 도급받은 자’가 비산먼지 발생 사업 신고를 하여야 하고, 신고를 할 때는 시설조치의무의 이행을 위한 사항까지 포함하여 신고하도록 규정하고 있다. 이는 여러 단계의 도급을 거쳐 시행되는 건설공사의 특성을 고려하여, 사업장 내의 비산먼지 배출 공정을 효과적으로 관리·통제하고 책임 소재를 명확하게 할 목적으로 하도급에 의하여 공사를 하는 경우에도 비산먼지 배출 신고의무 및 시설조치의무는 최초수급인이 부담하도록 한 것이라고 해석된다.</w:t>
-      </w:r>
-      <w:r>
-        <w:rPr>
-          <w:rFonts w:ascii="맑은 고딕" w:hAnsi="맑은 고딕" w:eastAsia="맑은 고딕" w:cs="맑은 고딕"/>
-          <w:color w:val="000000"/>
-        </w:rPr>
-        <w:br/>
-      </w:r>
-      <w:r>
-        <w:rPr>
-          <w:rFonts w:ascii="맑은 고딕" w:hAnsi="맑은 고딕" w:eastAsia="맑은 고딕" w:cs="맑은 고딕"/>
-          <w:color w:val="000000"/>
-        </w:rPr>
-        <w:br/>
-      </w:r>
-      <w:r>
-        <w:rPr>
-          <w:rFonts w:ascii="맑은 고딕" w:hAnsi="맑은 고딕" w:eastAsia="맑은 고딕" w:cs="맑은 고딕"/>
-          <w:b/>
-          <w:color w:val="000000"/>
-          <w:u w:val="single"/>
-        </w:rPr>
         <w:t>③ 결국 건설공사 하도급의 경우 법 제43조 제1항에 의한 시설조치의무자는 최초수급인인데, 법 제92조 제5호는 법 제43조 제1항의 시설조치의무를 위반한 자를 처벌하는 규정인 이상, 최초수급인으로부터 도급을 받은 하수급인 등은 제43조 제1항의 시설조치의무자가 아니므로 그 적용대상에 해당하지 않는다. 이렇게 해석하는 것이 형벌법규는 엄격하게 해석하여야 한다는 기본 원칙에도 맞다.</w:t>
       </w:r>
-    </w:p>
-    <w:p>
-      <w:pPr>
-        <w:autoSpaceDN w:val="0"/>
-        <w:autoSpaceDE w:val="0"/>
-      </w:pPr>
     </w:p>
     <w:p>
       <w:pPr>
